--- a/fixtures/student/student-cover-letter-a4.docx
+++ b/fixtures/student/student-cover-letter-a4.docx
@@ -89,7 +89,7 @@
         <w:rPr>
           <w:rtl w:val="0"/>
         </w:rPr>
-        <w:t xml:space="preserve">Triangle Research Labs</w:t>
+        <w:t xml:space="preserve">Quill &amp; Flask Labs</w:t>
       </w:r>
     </w:p>
     <w:p>

--- a/fixtures/student/student-cover-letter-a4.docx
+++ b/fixtures/student/student-cover-letter-a4.docx
@@ -31,7 +31,7 @@
           <w:rPr>
             <w:rtl w:val="0"/>
           </w:rPr>
-          <w:t xml:space="preserve">avery.johnson@email.com</w:t>
+          <w:t xml:space="preserve">avery.johnson@example.com</w:t>
         </w:r>
       </w:hyperlink>
       <w:r>
